--- a/Lý thuyết/Condition.docx
+++ b/Lý thuyết/Condition.docx
@@ -29,8 +29,13 @@
         </w:rPr>
         <w:t>Nếu A đúng thì A1 được thực hiện</w:t>
       </w:r>
-    </w:p>
-    <w:p/>
+      <w:r>
+        <w:rPr>
+          <w:color w:val="FF0000"/>
+        </w:rPr>
+        <w:t>. Ví dụ: Nếu được 5 điểm trở lên thì qua môn</w:t>
+      </w:r>
+    </w:p>
     <w:p>
       <w:r>
         <w:t>if điều_kiện:</w:t>
@@ -60,6 +65,12 @@
         </w:rPr>
         <w:t>Nếu A đúng thì A1 được thực hiện, nếu A sai thì B1 được thực hiện</w:t>
       </w:r>
+      <w:r>
+        <w:rPr>
+          <w:color w:val="FF0000"/>
+        </w:rPr>
+        <w:t>. Ví dụ: Nếu từ 5 điểm trở lên thì qua môn, còn lại thì trượt môn.</w:t>
+      </w:r>
     </w:p>
     <w:p>
       <w:r>
@@ -113,28 +124,22 @@
         </w:rPr>
         <w:t>B đúng thì B1 được thực hiện, … Nếu không có điều kiện nào đúng thì Z1 được thực hiện</w:t>
       </w:r>
-    </w:p>
-    <w:p>
-      <w:r>
-        <w:t xml:space="preserve">if </w:t>
-      </w:r>
-      <w:r>
-        <w:t>điều_kiện</w:t>
-      </w:r>
-      <w:r>
-        <w:t>_A:</w:t>
-      </w:r>
-    </w:p>
-    <w:p>
-      <w:r>
-        <w:tab/>
-        <w:t xml:space="preserve">Khối lệnh được thực hiện khi </w:t>
-      </w:r>
-      <w:r>
-        <w:t>điều_kiện</w:t>
-      </w:r>
-      <w:r>
-        <w:t>_A đúng</w:t>
+      <w:r>
+        <w:rPr>
+          <w:color w:val="FF0000"/>
+        </w:rPr>
+        <w:t>. Ví dụ: Nếu được từ 0 đến dưới 5 điểm thì học lực yếu, còn nếu được từ 5 đến dưới 6.5 điểm thì học lực trung bình, còn nếu được từ 6.5 đến dưới 8 điểm thì học lực khá, còn lại thì học lực giỏi</w:t>
+      </w:r>
+    </w:p>
+    <w:p>
+      <w:r>
+        <w:t>if điều_kiện_A:</w:t>
+      </w:r>
+    </w:p>
+    <w:p>
+      <w:r>
+        <w:tab/>
+        <w:t>Khối lệnh được thực hiện khi điều_kiện_A đúng</w:t>
       </w:r>
     </w:p>
     <w:p>
@@ -145,54 +150,18 @@
     <w:p>
       <w:r>
         <w:tab/>
-        <w:t xml:space="preserve">Khối lệnh được thực hiện khi </w:t>
-      </w:r>
-      <w:r>
-        <w:t>điều_kiện</w:t>
-      </w:r>
-      <w:r>
-        <w:t xml:space="preserve">_A sai, </w:t>
-      </w:r>
-      <w:r>
-        <w:t>điều_kiện</w:t>
-      </w:r>
-      <w:r>
-        <w:t>_B đúng</w:t>
-      </w:r>
-    </w:p>
-    <w:p>
-      <w:r>
-        <w:t xml:space="preserve">elif </w:t>
-      </w:r>
-      <w:r>
-        <w:t>điều_kiện</w:t>
-      </w:r>
-      <w:r>
-        <w:t>_C:</w:t>
-      </w:r>
-    </w:p>
-    <w:p>
-      <w:r>
-        <w:tab/>
-        <w:t xml:space="preserve">Khối lệnh được thực hiện khi </w:t>
-      </w:r>
-      <w:r>
-        <w:t>điều_kiện</w:t>
-      </w:r>
-      <w:r>
-        <w:t xml:space="preserve">_A sai, </w:t>
-      </w:r>
-      <w:r>
-        <w:t>điều_kiện</w:t>
-      </w:r>
-      <w:r>
-        <w:t xml:space="preserve">_B sai, </w:t>
-      </w:r>
-      <w:r>
-        <w:t>điều_kiện</w:t>
-      </w:r>
-      <w:r>
-        <w:t>_C đúng</w:t>
+        <w:t>Khối lệnh được thực hiện khi điều_kiện_A sai, điều_kiện_B đúng</w:t>
+      </w:r>
+    </w:p>
+    <w:p>
+      <w:r>
+        <w:t>elif điều_kiện_C:</w:t>
+      </w:r>
+    </w:p>
+    <w:p>
+      <w:r>
+        <w:tab/>
+        <w:t>Khối lệnh được thực hiện khi điều_kiện_A sai, điều_kiện_B sai, điều_kiện_C đúng</w:t>
       </w:r>
     </w:p>
     <w:p>
@@ -202,6 +171,7 @@
     </w:p>
     <w:p>
       <w:r>
+        <w:lastRenderedPageBreak/>
         <w:t>else:</w:t>
       </w:r>
     </w:p>
@@ -213,192 +183,233 @@
     </w:p>
     <w:p/>
     <w:p>
+      <w:pPr>
+        <w:rPr>
+          <w:color w:val="FF0000"/>
+        </w:rPr>
+      </w:pPr>
+      <w:r>
+        <w:rPr>
+          <w:color w:val="FF0000"/>
+        </w:rPr>
+        <w:t>Nếu A đúng, thì kiểm tra B, nếu B đúng thì thực hiện A1</w:t>
+      </w:r>
+      <w:r>
+        <w:rPr>
+          <w:color w:val="FF0000"/>
+        </w:rPr>
+        <w:t>. Ví dụ: Nếu điểm trung bình từ 6.5 đến dưới 8 thì (Nếu điểm trung bình môn toán, văn trên 6.5 thì đạt học lực khá, còn lại thì đạt học lực trung bình)</w:t>
+      </w:r>
+    </w:p>
+    <w:p>
+      <w:r>
+        <w:t>if điều_kiện_A:</w:t>
+      </w:r>
+    </w:p>
+    <w:p>
+      <w:r>
+        <w:tab/>
+        <w:t>if điều_kiện_B:</w:t>
+      </w:r>
+    </w:p>
+    <w:p>
+      <w:r>
+        <w:tab/>
+      </w:r>
+      <w:r>
+        <w:tab/>
+        <w:t>…</w:t>
+      </w:r>
+    </w:p>
+    <w:p>
+      <w:r>
+        <w:tab/>
+      </w:r>
+      <w:r>
+        <w:tab/>
+        <w:t>Khối lệnh được thực hiện khi điều_kiện_A đúng, điều kiện B đúng</w:t>
+      </w:r>
+    </w:p>
+    <w:p>
+      <w:r>
+        <w:tab/>
+        <w:t>elif điều_kiện_C:</w:t>
+      </w:r>
+    </w:p>
+    <w:p>
+      <w:pPr>
+        <w:ind w:left="1440"/>
+      </w:pPr>
+      <w:r>
+        <w:t>Khối lệnh được thực hiện khi điều_kiện_A đúng, điều_kiện_B sai, điều_kiện_C đúng</w:t>
+      </w:r>
+    </w:p>
+    <w:p>
+      <w:r>
+        <w:tab/>
+        <w:t>else:</w:t>
+      </w:r>
+    </w:p>
+    <w:p>
+      <w:pPr>
+        <w:ind w:left="1440"/>
+      </w:pPr>
+      <w:r>
+        <w:t>Khối lệnh được thực hiện khi điều_kiện_A đúng, điều_kiện_B sai, điều_kiện_C sai</w:t>
+      </w:r>
+    </w:p>
+    <w:p>
+      <w:r>
+        <w:t>elif điều_kiện_D:</w:t>
+      </w:r>
+    </w:p>
+    <w:p>
+      <w:r>
+        <w:tab/>
+        <w:t>if điều_kiện_E:</w:t>
+      </w:r>
+    </w:p>
+    <w:p>
+      <w:r>
+        <w:tab/>
+      </w:r>
+      <w:r>
+        <w:tab/>
+      </w:r>
+      <w:r>
+        <w:t>if điều_kiện_K:</w:t>
+      </w:r>
+    </w:p>
+    <w:p/>
+    <w:p>
+      <w:r>
+        <w:tab/>
+        <w:t>elif</w:t>
+      </w:r>
+      <w:r>
+        <w:t xml:space="preserve"> điều_kiện_F:</w:t>
+      </w:r>
+    </w:p>
+    <w:p/>
+    <w:p>
+      <w:r>
+        <w:t>else:</w:t>
+      </w:r>
+    </w:p>
+    <w:p>
+      <w:r>
+        <w:tab/>
+        <w:t>if điều_kiện_G:</w:t>
+      </w:r>
+    </w:p>
+    <w:p>
+      <w:pPr>
+        <w:spacing w:after="160" w:line="259" w:lineRule="auto"/>
+        <w:jc w:val="left"/>
+      </w:pPr>
+      <w:r>
+        <w:br w:type="page"/>
+      </w:r>
+    </w:p>
+    <w:p>
       <w:r>
         <w:lastRenderedPageBreak/>
-        <w:t>Nếu A đúng, thì kiểm tra B, nếu B đúng thì thực hiện A1</w:t>
-      </w:r>
-    </w:p>
-    <w:p>
-      <w:r>
-        <w:t>if điều_kiện_A:</w:t>
-      </w:r>
-    </w:p>
-    <w:p>
-      <w:r>
-        <w:tab/>
-        <w:t xml:space="preserve">if </w:t>
-      </w:r>
-      <w:r>
-        <w:t>điều_kiện_</w:t>
-      </w:r>
-      <w:r>
-        <w:t>B:</w:t>
-      </w:r>
-    </w:p>
-    <w:p>
-      <w:r>
-        <w:tab/>
-      </w:r>
+        <w:t>Cấu trúc lựa chọn match – case: Cấu trúc điều khiển rẽ nhánh đặc biệt</w:t>
+      </w:r>
+    </w:p>
+    <w:p>
+      <w:pPr>
+        <w:pStyle w:val="ListParagraph"/>
+        <w:numPr>
+          <w:ilvl w:val="0"/>
+          <w:numId w:val="1"/>
+        </w:numPr>
+      </w:pPr>
+      <w:r>
+        <w:t>Chỉ áp dụng cho 1 biến</w:t>
+      </w:r>
+    </w:p>
+    <w:p>
+      <w:pPr>
+        <w:pStyle w:val="ListParagraph"/>
+        <w:numPr>
+          <w:ilvl w:val="0"/>
+          <w:numId w:val="1"/>
+        </w:numPr>
+      </w:pPr>
+      <w:r>
+        <w:t>Chỉ áp dụng khi các phép so sánh của biến đó toàn bộ là các phép so sánh ==</w:t>
+      </w:r>
+    </w:p>
+    <w:p>
+      <w:pPr>
+        <w:pStyle w:val="ListParagraph"/>
+        <w:numPr>
+          <w:ilvl w:val="0"/>
+          <w:numId w:val="1"/>
+        </w:numPr>
+      </w:pPr>
+      <w:r>
+        <w:t>Cấu trúc</w:t>
+      </w:r>
+    </w:p>
+    <w:p>
+      <w:pPr>
+        <w:ind w:left="360"/>
+      </w:pPr>
+      <w:r>
+        <w:t>match tên_biến:</w:t>
+      </w:r>
+    </w:p>
+    <w:p>
+      <w:pPr>
+        <w:ind w:left="360"/>
+      </w:pPr>
+      <w:r>
+        <w:tab/>
+        <w:t>case giá_trị:</w:t>
+      </w:r>
+    </w:p>
+    <w:p>
+      <w:pPr>
+        <w:ind w:left="360"/>
+      </w:pPr>
+      <w:r>
+        <w:tab/>
+      </w:r>
+      <w:r>
+        <w:tab/>
+        <w:t>Khối lệnh được thực hiện khi biến = giá_trị</w:t>
+      </w:r>
+    </w:p>
+    <w:p>
+      <w:pPr>
+        <w:ind w:left="360"/>
+      </w:pPr>
       <w:r>
         <w:tab/>
         <w:t>…</w:t>
       </w:r>
     </w:p>
     <w:p>
-      <w:r>
-        <w:tab/>
-      </w:r>
-      <w:r>
-        <w:tab/>
-        <w:t xml:space="preserve">Khối lệnh được thực hiện khi </w:t>
-      </w:r>
-      <w:r>
-        <w:t>điều_kiện_A</w:t>
-      </w:r>
-      <w:r>
-        <w:t xml:space="preserve"> đúng, điều kiện B đúng</w:t>
-      </w:r>
-    </w:p>
-    <w:p>
-      <w:r>
-        <w:tab/>
-        <w:t xml:space="preserve">elif </w:t>
-      </w:r>
-      <w:r>
-        <w:t>điều_kiện_</w:t>
-      </w:r>
-      <w:r>
-        <w:t>C:</w:t>
-      </w:r>
-    </w:p>
-    <w:p>
-      <w:pPr>
-        <w:ind w:left="1440"/>
-      </w:pPr>
-      <w:r>
-        <w:t xml:space="preserve">Khối lệnh được thực hiện khi </w:t>
-      </w:r>
-      <w:r>
-        <w:t>điều_kiện_A</w:t>
-      </w:r>
-      <w:r>
-        <w:t xml:space="preserve"> đúng, </w:t>
-      </w:r>
-      <w:r>
-        <w:t>điều_kiện_</w:t>
-      </w:r>
-      <w:r>
-        <w:t xml:space="preserve">B sai, </w:t>
-      </w:r>
-      <w:r>
-        <w:t>điều_kiện_</w:t>
-      </w:r>
-      <w:r>
-        <w:t>C đúng</w:t>
-      </w:r>
-    </w:p>
-    <w:p>
-      <w:r>
-        <w:tab/>
-        <w:t>else:</w:t>
-      </w:r>
-    </w:p>
-    <w:p>
-      <w:pPr>
-        <w:ind w:left="1440"/>
-      </w:pPr>
-      <w:r>
-        <w:t xml:space="preserve">Khối lệnh được thực hiện khi </w:t>
-      </w:r>
-      <w:r>
-        <w:t>điều_kiện_A</w:t>
-      </w:r>
-      <w:r>
-        <w:t xml:space="preserve"> đúng, </w:t>
-      </w:r>
-      <w:r>
-        <w:t>điều_kiện_</w:t>
-      </w:r>
-      <w:r>
-        <w:t xml:space="preserve">B sai, </w:t>
-      </w:r>
-      <w:r>
-        <w:t>điều_kiện_</w:t>
-      </w:r>
-      <w:r>
-        <w:t>C sai</w:t>
-      </w:r>
-    </w:p>
-    <w:p>
-      <w:r>
-        <w:t xml:space="preserve">elif </w:t>
-      </w:r>
-      <w:r>
-        <w:t>điều_kiện_</w:t>
-      </w:r>
-      <w:r>
-        <w:t>D:</w:t>
-      </w:r>
-    </w:p>
-    <w:p>
-      <w:r>
-        <w:tab/>
-        <w:t xml:space="preserve">if </w:t>
-      </w:r>
-      <w:r>
-        <w:t>điều_kiện_</w:t>
-      </w:r>
-      <w:r>
-        <w:t>E:</w:t>
-      </w:r>
-    </w:p>
-    <w:p>
-      <w:r>
-        <w:tab/>
-      </w:r>
-      <w:r>
-        <w:tab/>
-      </w:r>
-    </w:p>
-    <w:p>
-      <w:r>
-        <w:tab/>
-        <w:t>elif</w:t>
-      </w:r>
-      <w:r>
-        <w:t xml:space="preserve"> </w:t>
-      </w:r>
-      <w:r>
-        <w:t>điều_kiện_</w:t>
-      </w:r>
-      <w:r>
-        <w:t>F:</w:t>
-      </w:r>
-    </w:p>
-    <w:p/>
-    <w:p>
-      <w:r>
-        <w:t>else:</w:t>
-      </w:r>
-    </w:p>
-    <w:p>
-      <w:r>
-        <w:tab/>
-        <w:t xml:space="preserve">if </w:t>
-      </w:r>
-      <w:r>
-        <w:t>điều_kiện_</w:t>
-      </w:r>
-      <w:r>
-        <w:t>G:</w:t>
-      </w:r>
-    </w:p>
-    <w:p>
-      <w:r>
-        <w:tab/>
-      </w:r>
-      <w:r>
-        <w:tab/>
+      <w:pPr>
+        <w:ind w:left="360"/>
+      </w:pPr>
+      <w:r>
+        <w:tab/>
+        <w:t>case _:</w:t>
+      </w:r>
+    </w:p>
+    <w:p>
+      <w:pPr>
+        <w:ind w:left="360"/>
+      </w:pPr>
+      <w:r>
+        <w:tab/>
+      </w:r>
+      <w:r>
+        <w:tab/>
+        <w:t>Khối lệnh được thực hiện khi không có case nào bên trên thỏa mãn</w:t>
       </w:r>
     </w:p>
     <w:sectPr>
